--- a/Documentation/Checklist_Release_VECTO_3.3.1.1492.docx
+++ b/Documentation/Checklist_Release_VECTO_3.3.1.1492.docx
@@ -5438,7 +5438,7 @@
             </w:rPr>
             <w:id w:val="855547320"/>
             <w14:checkbox>
-              <w14:checked w14:val="0"/>
+              <w14:checked w14:val="1"/>
               <w14:checkedState w14:val="2612" w14:font="MS Gothic"/>
               <w14:uncheckedState w14:val="2610" w14:font="MS Gothic"/>
             </w14:checkbox>
@@ -5460,7 +5460,7 @@
                   <w:rPr>
                     <w:rFonts w:ascii="MS Gothic" w:eastAsia="MS Gothic" w:hAnsi="MS Gothic" w:cs="Arial" w:hint="eastAsia"/>
                   </w:rPr>
-                  <w:t>☐</w:t>
+                  <w:t>☒</w:t>
                 </w:r>
               </w:p>
             </w:tc>
@@ -5501,7 +5501,7 @@
             </w:rPr>
             <w:id w:val="-999029216"/>
             <w14:checkbox>
-              <w14:checked w14:val="0"/>
+              <w14:checked w14:val="1"/>
               <w14:checkedState w14:val="2612" w14:font="MS Gothic"/>
               <w14:uncheckedState w14:val="2610" w14:font="MS Gothic"/>
             </w14:checkbox>
@@ -5523,7 +5523,7 @@
                   <w:rPr>
                     <w:rFonts w:ascii="MS Gothic" w:eastAsia="MS Gothic" w:hAnsi="MS Gothic" w:cs="Arial" w:hint="eastAsia"/>
                   </w:rPr>
-                  <w:t>☐</w:t>
+                  <w:t>☒</w:t>
                 </w:r>
               </w:p>
             </w:tc>
@@ -5570,7 +5570,7 @@
             </w:rPr>
             <w:id w:val="-1286423710"/>
             <w14:checkbox>
-              <w14:checked w14:val="0"/>
+              <w14:checked w14:val="1"/>
               <w14:checkedState w14:val="2612" w14:font="MS Gothic"/>
               <w14:uncheckedState w14:val="2610" w14:font="MS Gothic"/>
             </w14:checkbox>
@@ -5592,7 +5592,7 @@
                   <w:rPr>
                     <w:rFonts w:ascii="MS Gothic" w:eastAsia="MS Gothic" w:hAnsi="MS Gothic" w:cs="Arial" w:hint="eastAsia"/>
                   </w:rPr>
-                  <w:t>☐</w:t>
+                  <w:t>☒</w:t>
                 </w:r>
               </w:p>
             </w:tc>
@@ -6272,7 +6272,7 @@
             </w:rPr>
             <w:id w:val="-1127541570"/>
             <w14:checkbox>
-              <w14:checked w14:val="0"/>
+              <w14:checked w14:val="1"/>
               <w14:checkedState w14:val="2612" w14:font="MS Gothic"/>
               <w14:uncheckedState w14:val="2610" w14:font="MS Gothic"/>
             </w14:checkbox>
@@ -6294,7 +6294,7 @@
                   <w:rPr>
                     <w:rFonts w:ascii="MS Gothic" w:eastAsia="MS Gothic" w:hAnsi="MS Gothic" w:cs="Arial" w:hint="eastAsia"/>
                   </w:rPr>
-                  <w:t>☐</w:t>
+                  <w:t>☒</w:t>
                 </w:r>
               </w:p>
             </w:tc>
@@ -6384,7 +6384,7 @@
             </w:rPr>
             <w:id w:val="274994606"/>
             <w14:checkbox>
-              <w14:checked w14:val="0"/>
+              <w14:checked w14:val="1"/>
               <w14:checkedState w14:val="2612" w14:font="MS Gothic"/>
               <w14:uncheckedState w14:val="2610" w14:font="MS Gothic"/>
             </w14:checkbox>
@@ -6406,7 +6406,7 @@
                   <w:rPr>
                     <w:rFonts w:ascii="MS Gothic" w:eastAsia="MS Gothic" w:hAnsi="MS Gothic" w:cs="Arial" w:hint="eastAsia"/>
                   </w:rPr>
-                  <w:t>☐</w:t>
+                  <w:t>☒</w:t>
                 </w:r>
               </w:p>
             </w:tc>
@@ -6494,7 +6494,7 @@
             </w:rPr>
             <w:id w:val="-14611377"/>
             <w14:checkbox>
-              <w14:checked w14:val="0"/>
+              <w14:checked w14:val="1"/>
               <w14:checkedState w14:val="2612" w14:font="MS Gothic"/>
               <w14:uncheckedState w14:val="2610" w14:font="MS Gothic"/>
             </w14:checkbox>
@@ -6516,7 +6516,7 @@
                   <w:rPr>
                     <w:rFonts w:ascii="MS Gothic" w:eastAsia="MS Gothic" w:hAnsi="MS Gothic" w:cs="Arial" w:hint="eastAsia"/>
                   </w:rPr>
-                  <w:t>☐</w:t>
+                  <w:t>☒</w:t>
                 </w:r>
               </w:p>
             </w:tc>
@@ -6560,7 +6560,7 @@
             </w:rPr>
             <w:id w:val="-1669781726"/>
             <w14:checkbox>
-              <w14:checked w14:val="0"/>
+              <w14:checked w14:val="1"/>
               <w14:checkedState w14:val="2612" w14:font="MS Gothic"/>
               <w14:uncheckedState w14:val="2610" w14:font="MS Gothic"/>
             </w14:checkbox>
@@ -6582,7 +6582,7 @@
                   <w:rPr>
                     <w:rFonts w:ascii="MS Gothic" w:eastAsia="MS Gothic" w:hAnsi="MS Gothic" w:cs="Arial" w:hint="eastAsia"/>
                   </w:rPr>
-                  <w:t>☐</w:t>
+                  <w:t>☒</w:t>
                 </w:r>
               </w:p>
             </w:tc>
@@ -6626,7 +6626,7 @@
             </w:rPr>
             <w:id w:val="1409424936"/>
             <w14:checkbox>
-              <w14:checked w14:val="0"/>
+              <w14:checked w14:val="1"/>
               <w14:checkedState w14:val="2612" w14:font="MS Gothic"/>
               <w14:uncheckedState w14:val="2610" w14:font="MS Gothic"/>
             </w14:checkbox>
@@ -6648,7 +6648,7 @@
                   <w:rPr>
                     <w:rFonts w:ascii="MS Gothic" w:eastAsia="MS Gothic" w:hAnsi="MS Gothic" w:cs="Arial" w:hint="eastAsia"/>
                   </w:rPr>
-                  <w:t>☐</w:t>
+                  <w:t>☒</w:t>
                 </w:r>
               </w:p>
             </w:tc>
@@ -6710,7 +6710,7 @@
             </w:rPr>
             <w:id w:val="1814985223"/>
             <w14:checkbox>
-              <w14:checked w14:val="0"/>
+              <w14:checked w14:val="1"/>
               <w14:checkedState w14:val="2612" w14:font="MS Gothic"/>
               <w14:uncheckedState w14:val="2610" w14:font="MS Gothic"/>
             </w14:checkbox>
@@ -6732,7 +6732,7 @@
                   <w:rPr>
                     <w:rFonts w:ascii="MS Gothic" w:eastAsia="MS Gothic" w:hAnsi="MS Gothic" w:cs="Arial" w:hint="eastAsia"/>
                   </w:rPr>
-                  <w:t>☐</w:t>
+                  <w:t>☒</w:t>
                 </w:r>
               </w:p>
             </w:tc>
@@ -6776,7 +6776,7 @@
             </w:rPr>
             <w:id w:val="882370340"/>
             <w14:checkbox>
-              <w14:checked w14:val="0"/>
+              <w14:checked w14:val="1"/>
               <w14:checkedState w14:val="2612" w14:font="MS Gothic"/>
               <w14:uncheckedState w14:val="2610" w14:font="MS Gothic"/>
             </w14:checkbox>
@@ -6798,7 +6798,7 @@
                   <w:rPr>
                     <w:rFonts w:ascii="MS Gothic" w:eastAsia="MS Gothic" w:hAnsi="MS Gothic" w:cs="Arial" w:hint="eastAsia"/>
                   </w:rPr>
-                  <w:t>☐</w:t>
+                  <w:t>☒</w:t>
                 </w:r>
               </w:p>
             </w:tc>
@@ -6853,7 +6853,7 @@
             </w:rPr>
             <w:id w:val="1956435620"/>
             <w14:checkbox>
-              <w14:checked w14:val="0"/>
+              <w14:checked w14:val="1"/>
               <w14:checkedState w14:val="2612" w14:font="MS Gothic"/>
               <w14:uncheckedState w14:val="2610" w14:font="MS Gothic"/>
             </w14:checkbox>
@@ -6875,7 +6875,7 @@
                   <w:rPr>
                     <w:rFonts w:ascii="MS Gothic" w:eastAsia="MS Gothic" w:hAnsi="MS Gothic" w:cs="Arial" w:hint="eastAsia"/>
                   </w:rPr>
-                  <w:t>☐</w:t>
+                  <w:t>☒</w:t>
                 </w:r>
               </w:p>
             </w:tc>
@@ -6913,7 +6913,7 @@
             </w:rPr>
             <w:id w:val="-867984556"/>
             <w14:checkbox>
-              <w14:checked w14:val="0"/>
+              <w14:checked w14:val="1"/>
               <w14:checkedState w14:val="2612" w14:font="MS Gothic"/>
               <w14:uncheckedState w14:val="2610" w14:font="MS Gothic"/>
             </w14:checkbox>
@@ -6935,7 +6935,7 @@
                   <w:rPr>
                     <w:rFonts w:ascii="MS Gothic" w:eastAsia="MS Gothic" w:hAnsi="MS Gothic" w:cs="Arial" w:hint="eastAsia"/>
                   </w:rPr>
-                  <w:t>☐</w:t>
+                  <w:t>☒</w:t>
                 </w:r>
               </w:p>
             </w:tc>
@@ -6973,7 +6973,7 @@
             </w:rPr>
             <w:id w:val="1169446134"/>
             <w14:checkbox>
-              <w14:checked w14:val="0"/>
+              <w14:checked w14:val="1"/>
               <w14:checkedState w14:val="2612" w14:font="MS Gothic"/>
               <w14:uncheckedState w14:val="2610" w14:font="MS Gothic"/>
             </w14:checkbox>
@@ -6995,7 +6995,7 @@
                   <w:rPr>
                     <w:rFonts w:ascii="MS Gothic" w:eastAsia="MS Gothic" w:hAnsi="MS Gothic" w:cs="Arial" w:hint="eastAsia"/>
                   </w:rPr>
-                  <w:t>☐</w:t>
+                  <w:t>☒</w:t>
                 </w:r>
               </w:p>
             </w:tc>
@@ -7085,35 +7085,7 @@
           <w:noProof/>
           <w:sz w:val="24"/>
         </w:rPr>
-        <w:t> </w:t>
-      </w:r>
-      <w:r>
-        <w:rPr>
-          <w:noProof/>
-          <w:sz w:val="24"/>
-        </w:rPr>
-        <w:t> </w:t>
-      </w:r>
-      <w:r>
-        <w:rPr>
-          <w:noProof/>
-          <w:sz w:val="24"/>
-        </w:rPr>
-        <w:t> </w:t>
-      </w:r>
-      <w:r>
-        <w:rPr>
-          <w:noProof/>
-          <w:sz w:val="24"/>
-        </w:rPr>
-        <w:t> </w:t>
-      </w:r>
-      <w:r>
-        <w:rPr>
-          <w:noProof/>
-          <w:sz w:val="24"/>
-        </w:rPr>
-        <w:t> </w:t>
+        <w:t>1.2.2019</w:t>
       </w:r>
       <w:r>
         <w:rPr>
@@ -7180,36 +7152,10 @@
           <w:noProof/>
           <w:sz w:val="24"/>
         </w:rPr>
-        <w:t> </w:t>
+        <w:t>MQ</w:t>
       </w:r>
-      <w:r>
-        <w:rPr>
-          <w:noProof/>
-          <w:sz w:val="24"/>
-        </w:rPr>
-        <w:t> </w:t>
-      </w:r>
-      <w:r>
-        <w:rPr>
-          <w:noProof/>
-          <w:sz w:val="24"/>
-        </w:rPr>
-        <w:t> </w:t>
-      </w:r>
-      <w:r>
-        <w:rPr>
-          <w:noProof/>
-          <w:sz w:val="24"/>
-        </w:rPr>
-        <w:t> </w:t>
-      </w:r>
-      <w:r>
-        <w:rPr>
-          <w:noProof/>
-          <w:sz w:val="24"/>
-        </w:rPr>
-        <w:t> </w:t>
-      </w:r>
+      <w:bookmarkStart w:id="29" w:name="_GoBack"/>
+      <w:bookmarkEnd w:id="29"/>
       <w:r>
         <w:rPr>
           <w:sz w:val="24"/>
@@ -8437,8 +8383,8 @@
     <w:compatSetting w:name="differentiateMultirowTableHeaders" w:uri="http://schemas.microsoft.com/office/word" w:val="1"/>
   </w:compat>
   <w:rsids>
-    <w:rsidRoot w:val="00352DD4"/>
-    <w:rsid w:val="00352DD4"/>
+    <w:rsidRoot w:val="00276DF5"/>
+    <w:rsid w:val="00276DF5"/>
   </w:rsids>
   <m:mathPr>
     <m:mathFont m:val="Cambria Math"/>
@@ -9194,7 +9140,7 @@
 </file>
 
 <file path=customXml/itemProps1.xml><?xml version="1.0" encoding="utf-8"?>
-<ds:datastoreItem xmlns:ds="http://schemas.openxmlformats.org/officeDocument/2006/customXml" ds:itemID="{D8247A93-8A65-435F-8C5B-EBC9862FB908}">
+<ds:datastoreItem xmlns:ds="http://schemas.openxmlformats.org/officeDocument/2006/customXml" ds:itemID="{C1CA401C-9945-42AC-96C7-80B8A9218C32}">
   <ds:schemaRefs>
     <ds:schemaRef ds:uri="http://schemas.openxmlformats.org/officeDocument/2006/bibliography"/>
   </ds:schemaRefs>
